--- a/PP-salygos/templates/DPSK_LT_SALYGOS.docx
+++ b/PP-salygos/templates/DPSK_LT_SALYGOS.docx
@@ -11712,7 +11712,7 @@
             <w:rStyle w:val="Hyperlink"/>
             <w:rFonts w:ascii="Arial" w:hAnsi="Arial" w:cs="Arial"/>
           </w:rPr>
-          <w:t>http://ebvpd.eviesiejipirkimai.lt/espd-web/</w:t>
+          <w:t>https://ebvpd.eviesiejipirkimai.lt/espd-web/</w:t>
         </w:r>
       </w:hyperlink>
       <w:r>
@@ -15114,7 +15114,7 @@
               <w:rPr>
                 <w:rFonts w:ascii="Arial" w:hAnsi="Arial" w:cs="Arial"/>
               </w:rPr>
-              <w:t>Priimant sprendimus dėl tiekėjo pašalinimo iš pirkimo procedūros šiame punkte nurodytu pašalinimo pagrindu, be kita ko, gali būti atsižvelgiama į pagal VPĮ 52 straipsnį skelbiamą informaciją: https://vpt.lrv.lt/melaginga-informacija-pateikusiutiekeju-sarasas-3</w:t>
+              <w:t>Priimant sprendimus dėl tiekėjo pašalinimo iš pirkimo procedūros šiame punkte nurodytu pašalinimo pagrindu, be kita ko, gali būti atsižvelgiama į pagal VPĮ 52 straipsnį skelbiamą informaciją: https://vpt.lrv.lt/lt/nuorodos/kiti-duomenys/powerbi/melaginga-informacija-pateikusiu-tiekeju-sarasas-3/</w:t>
             </w:r>
           </w:p>
           <w:p>
